--- a/public/legal/03_Umowa_powierzenia_DPA_v1.0.docx
+++ b/public/legal/03_Umowa_powierzenia_DPA_v1.0.docx
@@ -45,7 +45,7 @@
         <w:pStyle w:val="FirstParagraph"/>
       </w:pPr>
       <w:r>
-        <w:t xml:space="preserve">Załącznik nr 1 do Regulaminu świadczenia usług SkillCheck · Wersja 1.0 · obowiązuje od [DATA PUBLIKACJI]</w:t>
+        <w:t xml:space="preserve">Załącznik nr 1 do Regulaminu świadczenia usług SkillCheck · Wersja 1.0 · obowiązuje od 28 października 2026 r.</w:t>
       </w:r>
     </w:p>
     <w:bookmarkStart w:id="20" w:name="strony-i-zawarcie"/>
@@ -559,9 +559,9 @@
         <w:jc w:val="start"/>
       </w:tblPr>
       <w:tblGrid>
-        <w:gridCol w:w="2640"/>
-        <w:gridCol w:w="2640"/>
-        <w:gridCol w:w="2640"/>
+        <w:gridCol w:w="1931"/>
+        <w:gridCol w:w="2994"/>
+        <w:gridCol w:w="2994"/>
       </w:tblGrid>
       <w:tr>
         <w:trPr>

--- a/public/legal/03_Umowa_powierzenia_DPA_v1.0.docx
+++ b/public/legal/03_Umowa_powierzenia_DPA_v1.0.docx
@@ -45,7 +45,7 @@
         <w:pStyle w:val="FirstParagraph"/>
       </w:pPr>
       <w:r>
-        <w:t xml:space="preserve">Załącznik nr 1 do Regulaminu świadczenia usług SkillCheck · Wersja 1.0 · obowiązuje od 28 października 2026 r.</w:t>
+        <w:t xml:space="preserve">Załącznik nr 1 do Regulaminu świadczenia usług SkillCheck · Wersja 1.0 · obowiązuje od 29.10.2026</w:t>
       </w:r>
     </w:p>
     <w:bookmarkStart w:id="20" w:name="strony-i-zawarcie"/>
